--- a/Оценочные_чек-листы/docx/08_Оперативная_урология.docx
+++ b/Оценочные_чек-листы/docx/08_Оперативная_урология.docx
@@ -381,8 +381,8 @@
             <w:r>
               <w:rPr>
                 <w:rFonts w:ascii="Montserrat" w:cs="Montserrat" w:eastAsia="Montserrat" w:hAnsi="Montserrat"/>
-                <w:b w:val="false"/>
-                <w:bCs w:val="false"/>
+                <w:b/>
+                <w:bCs/>
                 <w:i/>
                 <w:iCs/>
                 <w:sz w:val="20"/>
@@ -4649,8 +4649,8 @@
             <w:r>
               <w:rPr>
                 <w:rFonts w:ascii="Montserrat" w:cs="Montserrat" w:eastAsia="Montserrat" w:hAnsi="Montserrat"/>
-                <w:b w:val="false"/>
-                <w:bCs w:val="false"/>
+                <w:b/>
+                <w:bCs/>
                 <w:i/>
                 <w:iCs/>
                 <w:sz w:val="20"/>
